--- a/fiction/drafts/first-person/fpp-post-fusion-mourning_20250608-0448.docx
+++ b/fiction/drafts/first-person/fpp-post-fusion-mourning_20250608-0448.docx
@@ -7,27 +7,31 @@
         <w:spacing w:line="360" w:lineRule="auto"/>
         <w:jc w:val="both"/>
         <w:rPr>
-          <w:rFonts w:ascii="Calibri" w:hAnsi="Calibri" w:cs="Calibri"/>
+          <w:rFonts w:ascii="Montserrat" w:hAnsi="Montserrat" w:cs="Calibri"/>
+          <w:sz w:val="24"/>
           <w:szCs w:val="24"/>
         </w:rPr>
       </w:pPr>
       <w:r>
         <w:rPr>
-          <w:rFonts w:ascii="Calibri" w:hAnsi="Calibri" w:cs="Calibri"/>
+          <w:rFonts w:ascii="Montserrat" w:hAnsi="Montserrat" w:cs="Calibri"/>
+          <w:sz w:val="24"/>
           <w:szCs w:val="24"/>
         </w:rPr>
         <w:t xml:space="preserve">Me – Morgan – </w:t>
       </w:r>
       <w:r>
         <w:rPr>
-          <w:rFonts w:ascii="Calibri" w:hAnsi="Calibri" w:cs="Calibri"/>
+          <w:rFonts w:ascii="Montserrat" w:hAnsi="Montserrat" w:cs="Calibri"/>
+          <w:sz w:val="24"/>
           <w:szCs w:val="24"/>
         </w:rPr>
         <w:t xml:space="preserve">Post </w:t>
       </w:r>
       <w:r>
         <w:rPr>
-          <w:rFonts w:ascii="Calibri" w:hAnsi="Calibri" w:cs="Calibri"/>
+          <w:rFonts w:ascii="Montserrat" w:hAnsi="Montserrat" w:cs="Calibri"/>
+          <w:sz w:val="24"/>
           <w:szCs w:val="24"/>
         </w:rPr>
         <w:t>Fusion Mourning</w:t>
@@ -37,15 +41,17 @@
       <w:pPr>
         <w:spacing w:line="360" w:lineRule="auto"/>
         <w:rPr>
-          <w:rFonts w:ascii="Calibri" w:hAnsi="Calibri" w:cs="Calibri"/>
+          <w:rFonts w:ascii="Montserrat" w:hAnsi="Montserrat" w:cs="Calibri"/>
           <w:color w:val="808080"/>
+          <w:sz w:val="24"/>
           <w:szCs w:val="24"/>
         </w:rPr>
       </w:pPr>
       <w:r>
         <w:rPr>
-          <w:rFonts w:ascii="Calibri" w:hAnsi="Calibri" w:cs="Calibri"/>
+          <w:rFonts w:ascii="Montserrat" w:hAnsi="Montserrat" w:cs="Calibri"/>
           <w:color w:val="808080"/>
+          <w:sz w:val="24"/>
           <w:szCs w:val="24"/>
         </w:rPr>
         <w:t xml:space="preserve">A section set in a Child of Fusion thread, in which Morgan and the demon are identical and androgynous after the fusion. </w:t>
@@ -56,105 +62,118 @@
         <w:spacing w:line="360" w:lineRule="auto"/>
         <w:jc w:val="right"/>
         <w:rPr>
-          <w:rFonts w:ascii="Calibri" w:hAnsi="Calibri" w:cs="Calibri"/>
+          <w:rFonts w:ascii="Montserrat" w:hAnsi="Montserrat" w:cs="Calibri"/>
           <w:color w:val="808080"/>
+          <w:sz w:val="24"/>
           <w:szCs w:val="24"/>
         </w:rPr>
       </w:pPr>
       <w:r>
         <w:rPr>
-          <w:rFonts w:ascii="Calibri" w:hAnsi="Calibri" w:cs="Calibri"/>
+          <w:rFonts w:ascii="Montserrat" w:hAnsi="Montserrat" w:cs="Calibri"/>
           <w:color w:val="808080"/>
+          <w:sz w:val="24"/>
           <w:szCs w:val="24"/>
         </w:rPr>
         <w:fldChar w:fldCharType="begin"/>
       </w:r>
       <w:r>
         <w:rPr>
-          <w:rFonts w:ascii="Calibri" w:hAnsi="Calibri" w:cs="Calibri"/>
+          <w:rFonts w:ascii="Montserrat" w:hAnsi="Montserrat" w:cs="Calibri"/>
           <w:color w:val="808080"/>
+          <w:sz w:val="24"/>
           <w:szCs w:val="24"/>
         </w:rPr>
         <w:instrText xml:space="preserve"> NUMPAGES  \* MERGEFORMAT </w:instrText>
       </w:r>
       <w:r>
         <w:rPr>
-          <w:rFonts w:ascii="Calibri" w:hAnsi="Calibri" w:cs="Calibri"/>
+          <w:rFonts w:ascii="Montserrat" w:hAnsi="Montserrat" w:cs="Calibri"/>
           <w:color w:val="808080"/>
+          <w:sz w:val="24"/>
           <w:szCs w:val="24"/>
         </w:rPr>
         <w:fldChar w:fldCharType="separate"/>
       </w:r>
       <w:r>
         <w:rPr>
-          <w:rFonts w:ascii="Calibri" w:hAnsi="Calibri" w:cs="Calibri"/>
+          <w:rFonts w:ascii="Montserrat" w:hAnsi="Montserrat" w:cs="Calibri"/>
           <w:noProof/>
           <w:color w:val="808080"/>
+          <w:sz w:val="24"/>
           <w:szCs w:val="24"/>
         </w:rPr>
         <w:t>2</w:t>
       </w:r>
       <w:r>
         <w:rPr>
-          <w:rFonts w:ascii="Calibri" w:hAnsi="Calibri" w:cs="Calibri"/>
+          <w:rFonts w:ascii="Montserrat" w:hAnsi="Montserrat" w:cs="Calibri"/>
           <w:color w:val="808080"/>
+          <w:sz w:val="24"/>
           <w:szCs w:val="24"/>
         </w:rPr>
         <w:fldChar w:fldCharType="end"/>
       </w:r>
       <w:r>
         <w:rPr>
-          <w:rFonts w:ascii="Calibri" w:hAnsi="Calibri" w:cs="Calibri"/>
+          <w:rFonts w:ascii="Montserrat" w:hAnsi="Montserrat" w:cs="Calibri"/>
           <w:color w:val="808080"/>
+          <w:sz w:val="24"/>
           <w:szCs w:val="24"/>
         </w:rPr>
         <w:t xml:space="preserve"> pages ∙ </w:t>
       </w:r>
       <w:r>
         <w:rPr>
-          <w:rFonts w:ascii="Calibri" w:hAnsi="Calibri" w:cs="Calibri"/>
+          <w:rFonts w:ascii="Montserrat" w:hAnsi="Montserrat" w:cs="Calibri"/>
           <w:color w:val="808080"/>
+          <w:sz w:val="24"/>
           <w:szCs w:val="24"/>
         </w:rPr>
         <w:fldChar w:fldCharType="begin"/>
       </w:r>
       <w:r>
         <w:rPr>
-          <w:rFonts w:ascii="Calibri" w:hAnsi="Calibri" w:cs="Calibri"/>
+          <w:rFonts w:ascii="Montserrat" w:hAnsi="Montserrat" w:cs="Calibri"/>
           <w:color w:val="808080"/>
+          <w:sz w:val="24"/>
           <w:szCs w:val="24"/>
         </w:rPr>
         <w:instrText xml:space="preserve"> NUMWORDS  \* MERGEFORMAT </w:instrText>
       </w:r>
       <w:r>
         <w:rPr>
-          <w:rFonts w:ascii="Calibri" w:hAnsi="Calibri" w:cs="Calibri"/>
+          <w:rFonts w:ascii="Montserrat" w:hAnsi="Montserrat" w:cs="Calibri"/>
           <w:color w:val="808080"/>
+          <w:sz w:val="24"/>
           <w:szCs w:val="24"/>
         </w:rPr>
         <w:fldChar w:fldCharType="separate"/>
       </w:r>
       <w:r>
         <w:rPr>
-          <w:rFonts w:ascii="Calibri" w:hAnsi="Calibri" w:cs="Calibri"/>
+          <w:rFonts w:ascii="Montserrat" w:hAnsi="Montserrat" w:cs="Calibri"/>
           <w:noProof/>
           <w:color w:val="808080"/>
+          <w:sz w:val="24"/>
           <w:szCs w:val="24"/>
         </w:rPr>
         <w:t>825</w:t>
       </w:r>
       <w:r>
         <w:rPr>
-          <w:rFonts w:ascii="Calibri" w:hAnsi="Calibri" w:cs="Calibri"/>
+          <w:rFonts w:ascii="Montserrat" w:hAnsi="Montserrat" w:cs="Calibri"/>
           <w:color w:val="808080"/>
+          <w:sz w:val="24"/>
           <w:szCs w:val="24"/>
         </w:rPr>
         <w:fldChar w:fldCharType="end"/>
       </w:r>
       <w:r>
         <w:rPr>
-          <w:rFonts w:ascii="Calibri" w:hAnsi="Calibri" w:cs="Calibri"/>
+          <w:rFonts w:ascii="Montserrat" w:hAnsi="Montserrat" w:cs="Calibri"/>
           <w:color w:val="808080"/>
+          <w:sz w:val="24"/>
           <w:szCs w:val="24"/>
         </w:rPr>
         <w:t xml:space="preserve"> words</w:t>
@@ -165,7 +184,8 @@
         <w:spacing w:line="360" w:lineRule="auto"/>
         <w:contextualSpacing/>
         <w:rPr>
-          <w:rFonts w:ascii="Calibri" w:hAnsi="Calibri" w:cs="Calibri"/>
+          <w:rFonts w:ascii="Montserrat" w:hAnsi="Montserrat" w:cs="Calibri"/>
+          <w:sz w:val="24"/>
           <w:szCs w:val="24"/>
         </w:rPr>
       </w:pPr>
@@ -175,7 +195,8 @@
         <w:spacing w:line="360" w:lineRule="auto"/>
         <w:contextualSpacing/>
         <w:rPr>
-          <w:rFonts w:ascii="Calibri" w:hAnsi="Calibri" w:cs="Calibri"/>
+          <w:rFonts w:ascii="Montserrat" w:hAnsi="Montserrat" w:cs="Calibri"/>
+          <w:sz w:val="24"/>
           <w:szCs w:val="24"/>
         </w:rPr>
       </w:pPr>
@@ -185,32 +206,18 @@
         <w:spacing w:line="360" w:lineRule="auto"/>
         <w:jc w:val="both"/>
         <w:rPr>
-          <w:rFonts w:ascii="Calibri" w:hAnsi="Calibri" w:cs="Calibri"/>
+          <w:rFonts w:ascii="Montserrat" w:hAnsi="Montserrat" w:cs="Calibri"/>
+          <w:sz w:val="24"/>
           <w:szCs w:val="24"/>
         </w:rPr>
       </w:pPr>
       <w:r>
         <w:rPr>
-          <w:rFonts w:ascii="Calibri" w:hAnsi="Calibri" w:cs="Calibri"/>
-          <w:szCs w:val="24"/>
-        </w:rPr>
-        <w:t xml:space="preserve">I think the most disturbing part of the whole ordeal was mourning the death of my former selves and struggling to figure out exactly who and what I was. I spent the duration of my imprisonment reflecting on the night of my metamorphosis, trying to understand what happened and how it could have created me. I know I was as shocked as my examiners to discover I was not entirely human. I appeared human, yet I had become an androgyne--neither male nor female but encompassing aspects of both, like an angel or a demon. Of course, I was declared a demon and accused of devouring my former selves. I tried to tell the story of Morgan of Avon and Morgan of Arduin, but even the testimony of my--their--former mentor, detailing how my former selves had been soul mates--two halves that somehow came together to create me--did not sway my judge and jury. Maybe some of them believed my story and decided something like </w:t>
-      </w:r>
-      <w:proofErr w:type="gramStart"/>
-      <w:r>
-        <w:rPr>
-          <w:rFonts w:ascii="Calibri" w:hAnsi="Calibri" w:cs="Calibri"/>
-          <w:szCs w:val="24"/>
-        </w:rPr>
-        <w:t>me</w:t>
-      </w:r>
-      <w:proofErr w:type="gramEnd"/>
-      <w:r>
-        <w:rPr>
-          <w:rFonts w:ascii="Calibri" w:hAnsi="Calibri" w:cs="Calibri"/>
-          <w:szCs w:val="24"/>
-        </w:rPr>
-        <w:t xml:space="preserve"> should not exist. Whatever the reason, they did not hesitate to condemn me to death. </w:t>
+          <w:rFonts w:ascii="Montserrat" w:hAnsi="Montserrat" w:cs="Calibri"/>
+          <w:sz w:val="24"/>
+          <w:szCs w:val="24"/>
+        </w:rPr>
+        <w:t xml:space="preserve">I think the most disturbing part of the whole ordeal was mourning the death of my former selves and struggling to figure out exactly who and what I was. I spent the duration of my imprisonment reflecting on the night of my metamorphosis, trying to understand what happened and how it could have created me. I know I was as shocked as my examiners to discover I was not entirely human. I appeared human, yet I had become an androgyne--neither male nor female but encompassing aspects of both, like an angel or a demon. Of course, I was declared a demon and accused of devouring my former selves. I tried to tell the story of Morgan of Avon and Morgan of Arduin, but even the testimony of my--their--former mentor, detailing how my former selves had been soul mates--two halves that somehow came together to create me--did not sway my judge and jury. Maybe some of them believed my story and decided something like me should not exist. Whatever the reason, they did not hesitate to condemn me to death. </w:t>
       </w:r>
     </w:p>
     <w:p>
@@ -218,13 +225,15 @@
         <w:spacing w:line="360" w:lineRule="auto"/>
         <w:jc w:val="both"/>
         <w:rPr>
-          <w:rFonts w:ascii="Calibri" w:hAnsi="Calibri" w:cs="Calibri"/>
+          <w:rFonts w:ascii="Montserrat" w:hAnsi="Montserrat" w:cs="Calibri"/>
+          <w:sz w:val="24"/>
           <w:szCs w:val="24"/>
         </w:rPr>
       </w:pPr>
       <w:r>
         <w:rPr>
-          <w:rFonts w:ascii="Calibri" w:hAnsi="Calibri" w:cs="Calibri"/>
+          <w:rFonts w:ascii="Montserrat" w:hAnsi="Montserrat" w:cs="Calibri"/>
+          <w:sz w:val="24"/>
           <w:szCs w:val="24"/>
         </w:rPr>
         <w:tab/>
@@ -236,49 +245,19 @@
         <w:spacing w:line="360" w:lineRule="auto"/>
         <w:jc w:val="both"/>
         <w:rPr>
-          <w:rFonts w:ascii="Calibri" w:hAnsi="Calibri" w:cs="Calibri"/>
+          <w:rFonts w:ascii="Montserrat" w:hAnsi="Montserrat" w:cs="Calibri"/>
+          <w:sz w:val="24"/>
           <w:szCs w:val="24"/>
         </w:rPr>
       </w:pPr>
       <w:r>
         <w:rPr>
-          <w:rFonts w:ascii="Calibri" w:hAnsi="Calibri" w:cs="Calibri"/>
+          <w:rFonts w:ascii="Montserrat" w:hAnsi="Montserrat" w:cs="Calibri"/>
+          <w:sz w:val="24"/>
           <w:szCs w:val="24"/>
         </w:rPr>
         <w:tab/>
-        <w:t xml:space="preserve">However, it was not enough to escape execution. I was certain to be hunted down, so my only hope was to somehow prove my innocence. The long hours I spent dwelling on the memories of my former selves had given me two fragile leads to pursue. I clung to those clues desperately, because they </w:t>
-      </w:r>
-      <w:proofErr w:type="gramStart"/>
-      <w:r>
-        <w:rPr>
-          <w:rFonts w:ascii="Calibri" w:hAnsi="Calibri" w:cs="Calibri"/>
-          <w:szCs w:val="24"/>
-        </w:rPr>
-        <w:t>offered an explanation for</w:t>
-      </w:r>
-      <w:proofErr w:type="gramEnd"/>
-      <w:r>
-        <w:rPr>
-          <w:rFonts w:ascii="Calibri" w:hAnsi="Calibri" w:cs="Calibri"/>
-          <w:szCs w:val="24"/>
-        </w:rPr>
-        <w:t xml:space="preserve"> my creation and the creation of my </w:t>
-      </w:r>
-      <w:proofErr w:type="gramStart"/>
-      <w:r>
-        <w:rPr>
-          <w:rFonts w:ascii="Calibri" w:hAnsi="Calibri" w:cs="Calibri"/>
-          <w:szCs w:val="24"/>
-        </w:rPr>
-        <w:t>duplicate</w:t>
-      </w:r>
-      <w:proofErr w:type="gramEnd"/>
-      <w:r>
-        <w:rPr>
-          <w:rFonts w:ascii="Calibri" w:hAnsi="Calibri" w:cs="Calibri"/>
-          <w:szCs w:val="24"/>
-        </w:rPr>
-        <w:t>. I had only had one glimpse of my "twin" and did not remember even that much until I figured out why I had been found unconscious in the pool of blood. The memory of my reflection assaulting me was my first clue, and when combined with the second, I had a possible explanation for what had happened.</w:t>
+        <w:t>However, it was not enough to escape execution. I was certain to be hunted down, so my only hope was to somehow prove my innocence. The long hours I spent dwelling on the memories of my former selves had given me two fragile leads to pursue. I clung to those clues desperately, because they offered an explanation for my creation and the creation of my duplicate. I had only had one glimpse of my "twin" and did not remember even that much until I figured out why I had been found unconscious in the pool of blood. The memory of my reflection assaulting me was my first clue, and when combined with the second, I had a possible explanation for what had happened.</w:t>
       </w:r>
     </w:p>
     <w:p>
@@ -286,13 +265,15 @@
         <w:spacing w:line="360" w:lineRule="auto"/>
         <w:jc w:val="both"/>
         <w:rPr>
-          <w:rFonts w:ascii="Calibri" w:hAnsi="Calibri" w:cs="Calibri"/>
+          <w:rFonts w:ascii="Montserrat" w:hAnsi="Montserrat" w:cs="Calibri"/>
+          <w:sz w:val="24"/>
           <w:szCs w:val="24"/>
         </w:rPr>
       </w:pPr>
       <w:r>
         <w:rPr>
-          <w:rFonts w:ascii="Calibri" w:hAnsi="Calibri" w:cs="Calibri"/>
+          <w:rFonts w:ascii="Montserrat" w:hAnsi="Montserrat" w:cs="Calibri"/>
+          <w:sz w:val="24"/>
           <w:szCs w:val="24"/>
         </w:rPr>
         <w:tab/>
@@ -304,81 +285,19 @@
         <w:spacing w:line="360" w:lineRule="auto"/>
         <w:jc w:val="both"/>
         <w:rPr>
-          <w:rFonts w:ascii="Calibri" w:hAnsi="Calibri" w:cs="Calibri"/>
+          <w:rFonts w:ascii="Montserrat" w:hAnsi="Montserrat" w:cs="Calibri"/>
+          <w:sz w:val="24"/>
           <w:szCs w:val="24"/>
         </w:rPr>
       </w:pPr>
       <w:r>
         <w:rPr>
-          <w:rFonts w:ascii="Calibri" w:hAnsi="Calibri" w:cs="Calibri"/>
+          <w:rFonts w:ascii="Montserrat" w:hAnsi="Montserrat" w:cs="Calibri"/>
+          <w:sz w:val="24"/>
           <w:szCs w:val="24"/>
         </w:rPr>
         <w:tab/>
-        <w:t xml:space="preserve">Morgan of Arduin--or Dusk, as the other Morgan dubbed him--had always been fascinated by angels and </w:t>
-      </w:r>
-      <w:proofErr w:type="gramStart"/>
-      <w:r>
-        <w:rPr>
-          <w:rFonts w:ascii="Calibri" w:hAnsi="Calibri" w:cs="Calibri"/>
-          <w:szCs w:val="24"/>
-        </w:rPr>
-        <w:t>demons, and</w:t>
-      </w:r>
-      <w:proofErr w:type="gramEnd"/>
-      <w:r>
-        <w:rPr>
-          <w:rFonts w:ascii="Calibri" w:hAnsi="Calibri" w:cs="Calibri"/>
-          <w:szCs w:val="24"/>
-        </w:rPr>
-        <w:t xml:space="preserve"> studied </w:t>
-      </w:r>
-      <w:proofErr w:type="gramStart"/>
-      <w:r>
-        <w:rPr>
-          <w:rFonts w:ascii="Calibri" w:hAnsi="Calibri" w:cs="Calibri"/>
-          <w:szCs w:val="24"/>
-        </w:rPr>
-        <w:t>all of</w:t>
-      </w:r>
-      <w:proofErr w:type="gramEnd"/>
-      <w:r>
-        <w:rPr>
-          <w:rFonts w:ascii="Calibri" w:hAnsi="Calibri" w:cs="Calibri"/>
-          <w:szCs w:val="24"/>
-        </w:rPr>
-        <w:t xml:space="preserve"> the lore about them. In all that information a few key things stood out to my mind. There was an odd parallel in the relationship between angels and demons and the relationship between males and females. In effect they were members of the same species. They were all the same sex--neither male nor </w:t>
-      </w:r>
-      <w:proofErr w:type="gramStart"/>
-      <w:r>
-        <w:rPr>
-          <w:rFonts w:ascii="Calibri" w:hAnsi="Calibri" w:cs="Calibri"/>
-          <w:szCs w:val="24"/>
-        </w:rPr>
-        <w:t>female, but</w:t>
-      </w:r>
-      <w:proofErr w:type="gramEnd"/>
-      <w:r>
-        <w:rPr>
-          <w:rFonts w:ascii="Calibri" w:hAnsi="Calibri" w:cs="Calibri"/>
-          <w:szCs w:val="24"/>
-        </w:rPr>
-        <w:t xml:space="preserve"> encompassing aspects of both--but it took one of each kind to spawn a new angel or demon. Humans were similar in that their nature encompassed both angelic and demonic aspects. If the demon had clung to the shadow of Dawn's psyche, it could have exploited Dusk and Dawn's unusual compatibility to blend their masculine and feminine characteristics together </w:t>
-      </w:r>
-      <w:proofErr w:type="gramStart"/>
-      <w:r>
-        <w:rPr>
-          <w:rFonts w:ascii="Calibri" w:hAnsi="Calibri" w:cs="Calibri"/>
-          <w:szCs w:val="24"/>
-        </w:rPr>
-        <w:t>in an attempt to</w:t>
-      </w:r>
-      <w:proofErr w:type="gramEnd"/>
-      <w:r>
-        <w:rPr>
-          <w:rFonts w:ascii="Calibri" w:hAnsi="Calibri" w:cs="Calibri"/>
-          <w:szCs w:val="24"/>
-        </w:rPr>
-        <w:t xml:space="preserve"> reconstitute itself. It seized half of that pooled potential, and from the other half, I was born. </w:t>
+        <w:t xml:space="preserve">Morgan of Arduin--or Dusk, as the other Morgan dubbed him--had always been fascinated by angels and demons, and studied all of the lore about them. In all that information a few key things stood out to my mind. There was an odd parallel in the relationship between angels and demons and the relationship between males and females. In effect they were members of the same species. They were all the same sex--neither male nor female, but encompassing aspects of both--but it took one of each kind to spawn a new angel or demon. Humans were similar in that their nature encompassed both angelic and demonic aspects. If the demon had clung to the shadow of Dawn's psyche, it could have exploited Dusk and Dawn's unusual compatibility to blend their masculine and feminine characteristics together in an attempt to reconstitute itself. It seized half of that pooled potential, and from the other half, I was born. </w:t>
       </w:r>
     </w:p>
     <w:p>
@@ -386,13 +305,15 @@
         <w:spacing w:line="360" w:lineRule="auto"/>
         <w:jc w:val="both"/>
         <w:rPr>
-          <w:rFonts w:ascii="Calibri" w:hAnsi="Calibri" w:cs="Calibri"/>
+          <w:rFonts w:ascii="Montserrat" w:hAnsi="Montserrat" w:cs="Calibri"/>
+          <w:sz w:val="24"/>
           <w:szCs w:val="24"/>
         </w:rPr>
       </w:pPr>
       <w:r>
         <w:rPr>
-          <w:rFonts w:ascii="Calibri" w:hAnsi="Calibri" w:cs="Calibri"/>
+          <w:rFonts w:ascii="Montserrat" w:hAnsi="Montserrat" w:cs="Calibri"/>
+          <w:sz w:val="24"/>
           <w:szCs w:val="24"/>
         </w:rPr>
         <w:tab/>
@@ -404,65 +325,19 @@
         <w:spacing w:line="360" w:lineRule="auto"/>
         <w:jc w:val="both"/>
         <w:rPr>
-          <w:rFonts w:ascii="Calibri" w:hAnsi="Calibri" w:cs="Calibri"/>
+          <w:rFonts w:ascii="Montserrat" w:hAnsi="Montserrat" w:cs="Calibri"/>
+          <w:sz w:val="24"/>
           <w:szCs w:val="24"/>
         </w:rPr>
       </w:pPr>
       <w:r>
         <w:rPr>
-          <w:rFonts w:ascii="Calibri" w:hAnsi="Calibri" w:cs="Calibri"/>
+          <w:rFonts w:ascii="Montserrat" w:hAnsi="Montserrat" w:cs="Calibri"/>
+          <w:sz w:val="24"/>
           <w:szCs w:val="24"/>
         </w:rPr>
         <w:tab/>
-        <w:t xml:space="preserve">About the only thing I had going for me from the outset was the fact that I still had the same basic </w:t>
-      </w:r>
-      <w:proofErr w:type="gramStart"/>
-      <w:r>
-        <w:rPr>
-          <w:rFonts w:ascii="Calibri" w:hAnsi="Calibri" w:cs="Calibri"/>
-          <w:szCs w:val="24"/>
-        </w:rPr>
-        <w:t>form</w:t>
-      </w:r>
-      <w:proofErr w:type="gramEnd"/>
-      <w:r>
-        <w:rPr>
-          <w:rFonts w:ascii="Calibri" w:hAnsi="Calibri" w:cs="Calibri"/>
-          <w:szCs w:val="24"/>
-        </w:rPr>
-        <w:t xml:space="preserve"> and stature I possessed as Dawn, with slightly better </w:t>
-      </w:r>
-      <w:proofErr w:type="spellStart"/>
-      <w:r>
-        <w:rPr>
-          <w:rFonts w:ascii="Calibri" w:hAnsi="Calibri" w:cs="Calibri"/>
-          <w:szCs w:val="24"/>
-        </w:rPr>
-        <w:t>musclature</w:t>
-      </w:r>
-      <w:proofErr w:type="spellEnd"/>
-      <w:r>
-        <w:rPr>
-          <w:rFonts w:ascii="Calibri" w:hAnsi="Calibri" w:cs="Calibri"/>
-          <w:szCs w:val="24"/>
-        </w:rPr>
-        <w:t xml:space="preserve">. Even nude, I could still pass for a flat-chested, athletic female, and </w:t>
-      </w:r>
-      <w:proofErr w:type="gramStart"/>
-      <w:r>
-        <w:rPr>
-          <w:rFonts w:ascii="Calibri" w:hAnsi="Calibri" w:cs="Calibri"/>
-          <w:szCs w:val="24"/>
-        </w:rPr>
-        <w:t>as long as</w:t>
-      </w:r>
-      <w:proofErr w:type="gramEnd"/>
-      <w:r>
-        <w:rPr>
-          <w:rFonts w:ascii="Calibri" w:hAnsi="Calibri" w:cs="Calibri"/>
-          <w:szCs w:val="24"/>
-        </w:rPr>
-        <w:t xml:space="preserve"> I wore pants that concealed my hips I could possibly pose as an adolescent boy. It would help me in Avon to be recognizable as one of my former selves. </w:t>
+        <w:t xml:space="preserve">About the only thing I had going for me from the outset was the fact that I still had the same basic form and stature I possessed as Dawn, with slightly better musclature. Even nude, I could still pass for a flat-chested, athletic female, and as long as I wore pants that concealed my hips I could possibly pose as an adolescent boy. It would help me in Avon to be recognizable as one of my former selves. </w:t>
       </w:r>
     </w:p>
     <w:p>
@@ -470,7 +345,8 @@
         <w:spacing w:line="360" w:lineRule="auto"/>
         <w:jc w:val="both"/>
         <w:rPr>
-          <w:rFonts w:ascii="Calibri" w:hAnsi="Calibri" w:cs="Calibri"/>
+          <w:rFonts w:ascii="Montserrat" w:hAnsi="Montserrat" w:cs="Calibri"/>
+          <w:sz w:val="24"/>
           <w:szCs w:val="24"/>
         </w:rPr>
       </w:pPr>
@@ -490,7 +366,7 @@
   <w:abstractNum w:abstractNumId="0" w15:restartNumberingAfterBreak="0">
     <w:nsid w:val="FFFFFFFB"/>
     <w:multiLevelType w:val="multilevel"/>
-    <w:tmpl w:val="759072D4"/>
+    <w:tmpl w:val="80A499BA"/>
     <w:lvl w:ilvl="0">
       <w:start w:val="1"/>
       <w:numFmt w:val="cardinalText"/>
@@ -595,6 +471,27 @@
   <w:num w:numId="12" w16cid:durableId="759721630">
     <w:abstractNumId w:val="0"/>
   </w:num>
+  <w:num w:numId="13" w16cid:durableId="1779834799">
+    <w:abstractNumId w:val="0"/>
+  </w:num>
+  <w:num w:numId="14" w16cid:durableId="2140105780">
+    <w:abstractNumId w:val="0"/>
+  </w:num>
+  <w:num w:numId="15" w16cid:durableId="1198084333">
+    <w:abstractNumId w:val="0"/>
+  </w:num>
+  <w:num w:numId="16" w16cid:durableId="1443265020">
+    <w:abstractNumId w:val="0"/>
+  </w:num>
+  <w:num w:numId="17" w16cid:durableId="52430945">
+    <w:abstractNumId w:val="0"/>
+  </w:num>
+  <w:num w:numId="18" w16cid:durableId="252470385">
+    <w:abstractNumId w:val="0"/>
+  </w:num>
+  <w:num w:numId="19" w16cid:durableId="283081720">
+    <w:abstractNumId w:val="0"/>
+  </w:num>
 </w:numbering>
 </file>
 
@@ -603,7 +500,9 @@
   <w:docDefaults>
     <w:rPrDefault>
       <w:rPr>
-        <w:rFonts w:ascii="Times New Roman" w:eastAsia="Times New Roman" w:hAnsi="Times New Roman" w:cs="Times New Roman"/>
+        <w:rFonts w:asciiTheme="minorHAnsi" w:eastAsiaTheme="minorHAnsi" w:hAnsiTheme="minorHAnsi" w:cstheme="minorBidi"/>
+        <w:sz w:val="22"/>
+        <w:szCs w:val="22"/>
         <w:lang w:val="en-US" w:eastAsia="en-US" w:bidi="ar-SA"/>
       </w:rPr>
     </w:rPrDefault>
@@ -990,12 +889,12 @@
   <w:style w:type="paragraph" w:default="1" w:styleId="Normal">
     <w:name w:val="Normal"/>
     <w:qFormat/>
-    <w:rsid w:val="00314D10"/>
+    <w:rsid w:val="00E661CC"/>
     <w:pPr>
       <w:spacing w:after="240" w:line="276" w:lineRule="auto"/>
     </w:pPr>
     <w:rPr>
-      <w:rFonts w:asciiTheme="minorHAnsi" w:hAnsiTheme="minorHAnsi" w:cstheme="minorHAnsi"/>
+      <w:rFonts w:cstheme="minorHAnsi"/>
       <w:sz w:val="28"/>
       <w:szCs w:val="28"/>
     </w:rPr>
@@ -1006,10 +905,10 @@
     <w:next w:val="Normal"/>
     <w:link w:val="Heading1Char"/>
     <w:qFormat/>
-    <w:rsid w:val="00314D10"/>
+    <w:rsid w:val="00E661CC"/>
     <w:pPr>
       <w:keepNext/>
-      <w:contextualSpacing/>
+      <w:spacing w:before="240" w:after="60" w:line="240" w:lineRule="auto"/>
       <w:outlineLvl w:val="0"/>
     </w:pPr>
     <w:rPr>
@@ -1025,11 +924,11 @@
     <w:next w:val="Normal"/>
     <w:link w:val="Heading2Char"/>
     <w:qFormat/>
-    <w:rsid w:val="00314D10"/>
+    <w:rsid w:val="00E661CC"/>
     <w:pPr>
       <w:numPr>
         <w:ilvl w:val="1"/>
-        <w:numId w:val="12"/>
+        <w:numId w:val="19"/>
       </w:numPr>
       <w:outlineLvl w:val="1"/>
     </w:pPr>
@@ -1045,7 +944,7 @@
     <w:next w:val="Normal"/>
     <w:link w:val="Heading3Char"/>
     <w:qFormat/>
-    <w:rsid w:val="00314D10"/>
+    <w:rsid w:val="00E661CC"/>
     <w:pPr>
       <w:outlineLvl w:val="2"/>
     </w:pPr>
@@ -1059,7 +958,7 @@
     <w:next w:val="Normal"/>
     <w:link w:val="Heading4Char"/>
     <w:qFormat/>
-    <w:rsid w:val="00314D10"/>
+    <w:rsid w:val="00E661CC"/>
     <w:pPr>
       <w:numPr>
         <w:ilvl w:val="3"/>
@@ -1076,7 +975,7 @@
     <w:next w:val="Normal"/>
     <w:link w:val="Heading5Char"/>
     <w:qFormat/>
-    <w:rsid w:val="00314D10"/>
+    <w:rsid w:val="00E661CC"/>
     <w:pPr>
       <w:numPr>
         <w:ilvl w:val="4"/>
@@ -1093,7 +992,7 @@
     <w:next w:val="Normal"/>
     <w:link w:val="Heading6Char"/>
     <w:qFormat/>
-    <w:rsid w:val="00314D10"/>
+    <w:rsid w:val="00E661CC"/>
     <w:pPr>
       <w:numPr>
         <w:ilvl w:val="5"/>
@@ -1101,7 +1000,7 @@
       <w:outlineLvl w:val="5"/>
     </w:pPr>
     <w:rPr>
-      <w:b w:val="0"/>
+      <w:bCs/>
       <w:sz w:val="24"/>
       <w:szCs w:val="24"/>
       <w:u w:val="single"/>
@@ -1113,28 +1012,31 @@
     <w:next w:val="Normal"/>
     <w:link w:val="Heading7Char"/>
     <w:qFormat/>
-    <w:rsid w:val="00314D10"/>
+    <w:rsid w:val="00E661CC"/>
     <w:pPr>
+      <w:keepNext w:val="0"/>
+      <w:numPr>
+        <w:ilvl w:val="0"/>
+        <w:numId w:val="0"/>
+      </w:numPr>
       <w:outlineLvl w:val="6"/>
     </w:pPr>
     <w:rPr>
-      <w:b/>
-      <w:bCs/>
+      <w:b w:val="0"/>
+      <w:kern w:val="0"/>
     </w:rPr>
   </w:style>
   <w:style w:type="paragraph" w:styleId="Heading8">
     <w:name w:val="heading 8"/>
-    <w:basedOn w:val="Heading7"/>
+    <w:basedOn w:val="Heading6"/>
     <w:next w:val="Normal"/>
     <w:link w:val="Heading8Char"/>
     <w:qFormat/>
-    <w:rsid w:val="00314D10"/>
+    <w:rsid w:val="00E661CC"/>
     <w:pPr>
       <w:outlineLvl w:val="7"/>
     </w:pPr>
     <w:rPr>
-      <w:b w:val="0"/>
-      <w:bCs w:val="0"/>
       <w:i/>
       <w:iCs/>
       <w:u w:val="none"/>
@@ -1146,13 +1048,13 @@
     <w:next w:val="Normal"/>
     <w:link w:val="Heading9Char"/>
     <w:qFormat/>
-    <w:rsid w:val="00314D10"/>
+    <w:rsid w:val="00E661CC"/>
     <w:pPr>
       <w:outlineLvl w:val="8"/>
     </w:pPr>
     <w:rPr>
-      <w:b/>
-      <w:bCs/>
+      <w:b w:val="0"/>
+      <w:bCs w:val="0"/>
     </w:rPr>
   </w:style>
   <w:style w:type="character" w:default="1" w:styleId="DefaultParagraphFont">
@@ -1188,9 +1090,10 @@
     <w:next w:val="Normal"/>
     <w:link w:val="Subheading1Char"/>
     <w:qFormat/>
-    <w:rsid w:val="00314D10"/>
+    <w:rsid w:val="00E661CC"/>
     <w:pPr>
-      <w:spacing w:line="240" w:lineRule="auto"/>
+      <w:spacing w:before="0" w:after="0"/>
+      <w:contextualSpacing/>
     </w:pPr>
     <w:rPr>
       <w:rFonts w:asciiTheme="majorHAnsi" w:eastAsiaTheme="minorHAnsi" w:hAnsiTheme="majorHAnsi"/>
@@ -1203,9 +1106,9 @@
     <w:name w:val="Subheading 1 Char"/>
     <w:basedOn w:val="DefaultParagraphFont"/>
     <w:link w:val="Subheading1"/>
-    <w:rsid w:val="00314D10"/>
-    <w:rPr>
-      <w:rFonts w:asciiTheme="majorHAnsi" w:eastAsiaTheme="minorHAnsi" w:hAnsiTheme="majorHAnsi" w:cstheme="minorHAnsi"/>
+    <w:rsid w:val="00E661CC"/>
+    <w:rPr>
+      <w:rFonts w:asciiTheme="majorHAnsi" w:hAnsiTheme="majorHAnsi" w:cstheme="minorHAnsi"/>
       <w:b/>
       <w:kern w:val="28"/>
       <w:sz w:val="48"/>
@@ -1217,9 +1120,9 @@
     <w:name w:val="Heading 1 Char"/>
     <w:basedOn w:val="DefaultParagraphFont"/>
     <w:link w:val="Heading1"/>
-    <w:rsid w:val="00314D10"/>
-    <w:rPr>
-      <w:rFonts w:asciiTheme="minorHAnsi" w:eastAsiaTheme="majorEastAsia" w:hAnsiTheme="minorHAnsi" w:cstheme="minorHAnsi"/>
+    <w:rsid w:val="00E661CC"/>
+    <w:rPr>
+      <w:rFonts w:eastAsiaTheme="majorEastAsia" w:cstheme="minorHAnsi"/>
       <w:b/>
       <w:kern w:val="28"/>
       <w:sz w:val="56"/>
@@ -1228,67 +1131,58 @@
   </w:style>
   <w:style w:type="paragraph" w:customStyle="1" w:styleId="Subheading2">
     <w:name w:val="Subheading 2"/>
-    <w:basedOn w:val="Heading2"/>
+    <w:basedOn w:val="Subheading1"/>
     <w:next w:val="Normal"/>
     <w:link w:val="Subheading2Char"/>
     <w:qFormat/>
-    <w:rsid w:val="00314D10"/>
-    <w:pPr>
-      <w:spacing w:line="240" w:lineRule="auto"/>
-    </w:pPr>
-    <w:rPr>
-      <w:vertAlign w:val="superscript"/>
-    </w:rPr>
+    <w:rsid w:val="00E661CC"/>
   </w:style>
   <w:style w:type="character" w:customStyle="1" w:styleId="Subheading2Char">
     <w:name w:val="Subheading 2 Char"/>
     <w:basedOn w:val="Subheading1Char"/>
     <w:link w:val="Subheading2"/>
-    <w:rsid w:val="00314D10"/>
+    <w:rsid w:val="00E661CC"/>
+    <w:rPr>
+      <w:rFonts w:asciiTheme="majorHAnsi" w:hAnsiTheme="majorHAnsi" w:cstheme="minorHAnsi"/>
+      <w:b/>
+      <w:kern w:val="28"/>
+      <w:sz w:val="48"/>
+      <w:szCs w:val="48"/>
+      <w:vertAlign w:val="superscript"/>
+    </w:rPr>
+  </w:style>
+  <w:style w:type="character" w:customStyle="1" w:styleId="Heading2Char">
+    <w:name w:val="Heading 2 Char"/>
+    <w:basedOn w:val="DefaultParagraphFont"/>
+    <w:link w:val="Heading2"/>
+    <w:rsid w:val="00E661CC"/>
     <w:rPr>
       <w:rFonts w:asciiTheme="majorHAnsi" w:eastAsiaTheme="majorEastAsia" w:hAnsiTheme="majorHAnsi" w:cstheme="minorHAnsi"/>
       <w:b/>
       <w:kern w:val="28"/>
       <w:sz w:val="48"/>
       <w:szCs w:val="48"/>
-      <w:vertAlign w:val="superscript"/>
-    </w:rPr>
-  </w:style>
-  <w:style w:type="character" w:customStyle="1" w:styleId="Heading2Char">
-    <w:name w:val="Heading 2 Char"/>
-    <w:basedOn w:val="DefaultParagraphFont"/>
-    <w:link w:val="Heading2"/>
-    <w:rsid w:val="00314D10"/>
-    <w:rPr>
-      <w:rFonts w:asciiTheme="majorHAnsi" w:eastAsiaTheme="majorEastAsia" w:hAnsiTheme="majorHAnsi" w:cstheme="minorHAnsi"/>
-      <w:b/>
-      <w:kern w:val="28"/>
-      <w:sz w:val="48"/>
-      <w:szCs w:val="48"/>
     </w:rPr>
   </w:style>
   <w:style w:type="paragraph" w:customStyle="1" w:styleId="Subheading3">
     <w:name w:val="Subheading 3"/>
-    <w:basedOn w:val="Heading3"/>
+    <w:basedOn w:val="Subheading2"/>
     <w:next w:val="Normal"/>
     <w:link w:val="Subheading3Char"/>
     <w:qFormat/>
-    <w:rsid w:val="00314D10"/>
-    <w:pPr>
-      <w:spacing w:line="240" w:lineRule="auto"/>
-    </w:pPr>
-    <w:rPr>
+    <w:rsid w:val="00E661CC"/>
+    <w:rPr>
+      <w:sz w:val="40"/>
       <w:szCs w:val="40"/>
-      <w:vertAlign w:val="superscript"/>
     </w:rPr>
   </w:style>
   <w:style w:type="character" w:customStyle="1" w:styleId="Subheading3Char">
     <w:name w:val="Subheading 3 Char"/>
     <w:basedOn w:val="Subheading2Char"/>
     <w:link w:val="Subheading3"/>
-    <w:rsid w:val="00314D10"/>
-    <w:rPr>
-      <w:rFonts w:asciiTheme="majorHAnsi" w:eastAsiaTheme="majorEastAsia" w:hAnsiTheme="majorHAnsi" w:cstheme="minorHAnsi"/>
+    <w:rsid w:val="00E661CC"/>
+    <w:rPr>
+      <w:rFonts w:asciiTheme="majorHAnsi" w:hAnsiTheme="majorHAnsi" w:cstheme="minorHAnsi"/>
       <w:b/>
       <w:kern w:val="28"/>
       <w:sz w:val="40"/>
@@ -1300,7 +1194,7 @@
     <w:name w:val="Heading 3 Char"/>
     <w:basedOn w:val="DefaultParagraphFont"/>
     <w:link w:val="Heading3"/>
-    <w:rsid w:val="00314D10"/>
+    <w:rsid w:val="00E661CC"/>
     <w:rPr>
       <w:rFonts w:asciiTheme="majorHAnsi" w:eastAsiaTheme="majorEastAsia" w:hAnsiTheme="majorHAnsi" w:cstheme="minorHAnsi"/>
       <w:b/>
@@ -1312,10 +1206,12 @@
   <w:style w:type="paragraph" w:customStyle="1" w:styleId="Suptitle">
     <w:name w:val="Suptitle"/>
     <w:basedOn w:val="Subtitle"/>
-    <w:next w:val="Normal"/>
     <w:link w:val="SuptitleChar"/>
     <w:qFormat/>
-    <w:rsid w:val="00314D10"/>
+    <w:rsid w:val="00E661CC"/>
+    <w:pPr>
+      <w:spacing w:before="240"/>
+    </w:pPr>
     <w:rPr>
       <w:vertAlign w:val="subscript"/>
     </w:rPr>
@@ -1324,7 +1220,7 @@
     <w:name w:val="Suptitle Char"/>
     <w:basedOn w:val="SubtitleChar"/>
     <w:link w:val="Suptitle"/>
-    <w:rsid w:val="00314D10"/>
+    <w:rsid w:val="00E661CC"/>
     <w:rPr>
       <w:rFonts w:asciiTheme="majorHAnsi" w:eastAsiaTheme="majorEastAsia" w:hAnsiTheme="majorHAnsi" w:cstheme="majorBidi"/>
       <w:color w:val="7F7F7F" w:themeColor="text1" w:themeTint="80"/>
@@ -1342,7 +1238,7 @@
     <w:link w:val="SubtitleChar"/>
     <w:uiPriority w:val="11"/>
     <w:qFormat/>
-    <w:rsid w:val="00314D10"/>
+    <w:rsid w:val="00E661CC"/>
     <w:rPr>
       <w:b w:val="0"/>
       <w:bCs w:val="0"/>
@@ -1355,7 +1251,7 @@
     <w:basedOn w:val="DefaultParagraphFont"/>
     <w:link w:val="Subtitle"/>
     <w:uiPriority w:val="11"/>
-    <w:rsid w:val="00314D10"/>
+    <w:rsid w:val="00E661CC"/>
     <w:rPr>
       <w:rFonts w:asciiTheme="majorHAnsi" w:eastAsiaTheme="majorEastAsia" w:hAnsiTheme="majorHAnsi" w:cstheme="majorBidi"/>
       <w:color w:val="7F7F7F" w:themeColor="text1" w:themeTint="80"/>
@@ -1371,7 +1267,7 @@
     <w:basedOn w:val="Normal"/>
     <w:uiPriority w:val="1"/>
     <w:qFormat/>
-    <w:rsid w:val="00314D10"/>
+    <w:rsid w:val="00E661CC"/>
     <w:pPr>
       <w:spacing w:after="0"/>
     </w:pPr>
@@ -1380,7 +1276,7 @@
     <w:name w:val="Heading 4 Char"/>
     <w:basedOn w:val="DefaultParagraphFont"/>
     <w:link w:val="Heading4"/>
-    <w:rsid w:val="00314D10"/>
+    <w:rsid w:val="00E661CC"/>
     <w:rPr>
       <w:rFonts w:asciiTheme="majorHAnsi" w:eastAsiaTheme="majorEastAsia" w:hAnsiTheme="majorHAnsi" w:cstheme="minorHAnsi"/>
       <w:b/>
@@ -1393,7 +1289,7 @@
     <w:name w:val="Heading 5 Char"/>
     <w:basedOn w:val="DefaultParagraphFont"/>
     <w:link w:val="Heading5"/>
-    <w:rsid w:val="00314D10"/>
+    <w:rsid w:val="00E661CC"/>
     <w:rPr>
       <w:rFonts w:asciiTheme="majorHAnsi" w:eastAsiaTheme="majorEastAsia" w:hAnsiTheme="majorHAnsi" w:cstheme="minorHAnsi"/>
       <w:b/>
@@ -1406,20 +1302,7 @@
     <w:name w:val="Heading 6 Char"/>
     <w:basedOn w:val="DefaultParagraphFont"/>
     <w:link w:val="Heading6"/>
-    <w:rsid w:val="00314D10"/>
-    <w:rPr>
-      <w:rFonts w:asciiTheme="majorHAnsi" w:eastAsiaTheme="majorEastAsia" w:hAnsiTheme="majorHAnsi" w:cstheme="minorHAnsi"/>
-      <w:kern w:val="28"/>
-      <w:sz w:val="24"/>
-      <w:szCs w:val="24"/>
-      <w:u w:val="single"/>
-    </w:rPr>
-  </w:style>
-  <w:style w:type="character" w:customStyle="1" w:styleId="Heading7Char">
-    <w:name w:val="Heading 7 Char"/>
-    <w:basedOn w:val="DefaultParagraphFont"/>
-    <w:link w:val="Heading7"/>
-    <w:rsid w:val="00314D10"/>
+    <w:rsid w:val="00E661CC"/>
     <w:rPr>
       <w:rFonts w:asciiTheme="majorHAnsi" w:eastAsiaTheme="majorEastAsia" w:hAnsiTheme="majorHAnsi" w:cstheme="minorHAnsi"/>
       <w:b/>
@@ -1430,25 +1313,24 @@
       <w:u w:val="single"/>
     </w:rPr>
   </w:style>
+  <w:style w:type="character" w:customStyle="1" w:styleId="Heading7Char">
+    <w:name w:val="Heading 7 Char"/>
+    <w:basedOn w:val="DefaultParagraphFont"/>
+    <w:link w:val="Heading7"/>
+    <w:rsid w:val="00E661CC"/>
+    <w:rPr>
+      <w:rFonts w:asciiTheme="majorHAnsi" w:eastAsiaTheme="majorEastAsia" w:hAnsiTheme="majorHAnsi" w:cstheme="minorHAnsi"/>
+      <w:bCs/>
+      <w:sz w:val="24"/>
+      <w:szCs w:val="24"/>
+      <w:u w:val="single"/>
+    </w:rPr>
+  </w:style>
   <w:style w:type="character" w:customStyle="1" w:styleId="Heading8Char">
     <w:name w:val="Heading 8 Char"/>
     <w:basedOn w:val="DefaultParagraphFont"/>
     <w:link w:val="Heading8"/>
-    <w:rsid w:val="00314D10"/>
-    <w:rPr>
-      <w:rFonts w:asciiTheme="majorHAnsi" w:eastAsiaTheme="majorEastAsia" w:hAnsiTheme="majorHAnsi" w:cstheme="minorHAnsi"/>
-      <w:i/>
-      <w:iCs/>
-      <w:kern w:val="28"/>
-      <w:sz w:val="24"/>
-      <w:szCs w:val="24"/>
-    </w:rPr>
-  </w:style>
-  <w:style w:type="character" w:customStyle="1" w:styleId="Heading9Char">
-    <w:name w:val="Heading 9 Char"/>
-    <w:basedOn w:val="DefaultParagraphFont"/>
-    <w:link w:val="Heading9"/>
-    <w:rsid w:val="00314D10"/>
+    <w:rsid w:val="00E661CC"/>
     <w:rPr>
       <w:rFonts w:asciiTheme="majorHAnsi" w:eastAsiaTheme="majorEastAsia" w:hAnsiTheme="majorHAnsi" w:cstheme="minorHAnsi"/>
       <w:b/>
@@ -1460,6 +1342,20 @@
       <w:szCs w:val="24"/>
     </w:rPr>
   </w:style>
+  <w:style w:type="character" w:customStyle="1" w:styleId="Heading9Char">
+    <w:name w:val="Heading 9 Char"/>
+    <w:basedOn w:val="DefaultParagraphFont"/>
+    <w:link w:val="Heading9"/>
+    <w:rsid w:val="00E661CC"/>
+    <w:rPr>
+      <w:rFonts w:asciiTheme="majorHAnsi" w:eastAsiaTheme="majorEastAsia" w:hAnsiTheme="majorHAnsi" w:cstheme="minorHAnsi"/>
+      <w:i/>
+      <w:iCs/>
+      <w:kern w:val="28"/>
+      <w:sz w:val="24"/>
+      <w:szCs w:val="24"/>
+    </w:rPr>
+  </w:style>
   <w:style w:type="paragraph" w:styleId="Caption">
     <w:name w:val="caption"/>
     <w:basedOn w:val="Normal"/>
@@ -1468,7 +1364,7 @@
     <w:semiHidden/>
     <w:unhideWhenUsed/>
     <w:qFormat/>
-    <w:rsid w:val="00314D10"/>
+    <w:rsid w:val="00E661CC"/>
     <w:pPr>
       <w:spacing w:after="200"/>
     </w:pPr>
@@ -1476,7 +1372,6 @@
       <w:i/>
       <w:iCs/>
       <w:color w:val="0E2841" w:themeColor="text2"/>
-      <w:sz w:val="18"/>
       <w:szCs w:val="18"/>
     </w:rPr>
   </w:style>
@@ -1487,9 +1382,9 @@
     <w:link w:val="TitleChar"/>
     <w:uiPriority w:val="10"/>
     <w:qFormat/>
-    <w:rsid w:val="00314D10"/>
+    <w:rsid w:val="00E661CC"/>
     <w:pPr>
-      <w:contextualSpacing/>
+      <w:spacing w:line="240" w:lineRule="auto"/>
     </w:pPr>
     <w:rPr>
       <w:rFonts w:asciiTheme="majorHAnsi" w:eastAsiaTheme="majorEastAsia" w:hAnsiTheme="majorHAnsi" w:cstheme="majorBidi"/>
@@ -1506,7 +1401,7 @@
     <w:basedOn w:val="DefaultParagraphFont"/>
     <w:link w:val="Title"/>
     <w:uiPriority w:val="10"/>
-    <w:rsid w:val="00314D10"/>
+    <w:rsid w:val="00E661CC"/>
     <w:rPr>
       <w:rFonts w:asciiTheme="majorHAnsi" w:eastAsiaTheme="majorEastAsia" w:hAnsiTheme="majorHAnsi" w:cstheme="majorBidi"/>
       <w:b/>
@@ -1521,7 +1416,7 @@
     <w:name w:val="Strong"/>
     <w:uiPriority w:val="22"/>
     <w:qFormat/>
-    <w:rsid w:val="00314D10"/>
+    <w:rsid w:val="00E661CC"/>
     <w:rPr>
       <w:b/>
       <w:bCs/>
@@ -1531,7 +1426,7 @@
     <w:name w:val="Emphasis"/>
     <w:uiPriority w:val="20"/>
     <w:qFormat/>
-    <w:rsid w:val="00314D10"/>
+    <w:rsid w:val="00E661CC"/>
     <w:rPr>
       <w:rFonts w:asciiTheme="minorHAnsi" w:hAnsiTheme="minorHAnsi" w:cstheme="minorHAnsi"/>
       <w:i/>
@@ -1542,10 +1437,10 @@
   </w:style>
   <w:style w:type="paragraph" w:styleId="ListParagraph">
     <w:name w:val="List Paragraph"/>
-    <w:basedOn w:val="NoSpacing"/>
+    <w:basedOn w:val="Normal"/>
     <w:uiPriority w:val="34"/>
     <w:qFormat/>
-    <w:rsid w:val="00314D10"/>
+    <w:rsid w:val="00E661CC"/>
     <w:pPr>
       <w:ind w:left="720"/>
       <w:contextualSpacing/>
@@ -1553,11 +1448,12 @@
   </w:style>
   <w:style w:type="paragraph" w:styleId="Quote">
     <w:name w:val="Quote"/>
-    <w:basedOn w:val="NoSpacing"/>
+    <w:basedOn w:val="Normal"/>
+    <w:next w:val="Normal"/>
     <w:link w:val="QuoteChar"/>
     <w:uiPriority w:val="29"/>
     <w:qFormat/>
-    <w:rsid w:val="00314D10"/>
+    <w:rsid w:val="00E661CC"/>
     <w:pPr>
       <w:keepLines/>
       <w:pageBreakBefore/>
@@ -1569,18 +1465,15 @@
       <w:contextualSpacing/>
       <w:mirrorIndents/>
     </w:pPr>
-    <w:rPr>
-      <w:rFonts w:eastAsiaTheme="minorHAnsi"/>
-    </w:rPr>
   </w:style>
   <w:style w:type="character" w:customStyle="1" w:styleId="QuoteChar">
     <w:name w:val="Quote Char"/>
     <w:basedOn w:val="DefaultParagraphFont"/>
     <w:link w:val="Quote"/>
     <w:uiPriority w:val="29"/>
-    <w:rsid w:val="00314D10"/>
-    <w:rPr>
-      <w:rFonts w:asciiTheme="minorHAnsi" w:eastAsiaTheme="minorHAnsi" w:hAnsiTheme="minorHAnsi" w:cstheme="minorHAnsi"/>
+    <w:rsid w:val="00E661CC"/>
+    <w:rPr>
+      <w:rFonts w:cstheme="minorHAnsi"/>
       <w:sz w:val="28"/>
       <w:szCs w:val="28"/>
     </w:rPr>
@@ -1588,10 +1481,11 @@
   <w:style w:type="paragraph" w:styleId="IntenseQuote">
     <w:name w:val="Intense Quote"/>
     <w:basedOn w:val="Quote"/>
+    <w:next w:val="Normal"/>
     <w:link w:val="IntenseQuoteChar"/>
     <w:uiPriority w:val="30"/>
     <w:qFormat/>
-    <w:rsid w:val="00314D10"/>
+    <w:rsid w:val="00E661CC"/>
     <w:pPr>
       <w:pBdr>
         <w:left w:val="single" w:sz="18" w:space="7" w:color="auto"/>
@@ -1607,9 +1501,9 @@
     <w:basedOn w:val="DefaultParagraphFont"/>
     <w:link w:val="IntenseQuote"/>
     <w:uiPriority w:val="30"/>
-    <w:rsid w:val="00314D10"/>
-    <w:rPr>
-      <w:rFonts w:asciiTheme="minorHAnsi" w:eastAsiaTheme="minorHAnsi" w:hAnsiTheme="minorHAnsi" w:cstheme="minorHAnsi"/>
+    <w:rsid w:val="00E661CC"/>
+    <w:rPr>
+      <w:rFonts w:cstheme="minorHAnsi"/>
       <w:b/>
       <w:bCs/>
       <w:sz w:val="28"/>
@@ -1621,7 +1515,7 @@
     <w:basedOn w:val="Emphasis"/>
     <w:uiPriority w:val="19"/>
     <w:qFormat/>
-    <w:rsid w:val="00314D10"/>
+    <w:rsid w:val="00E661CC"/>
     <w:rPr>
       <w:rFonts w:asciiTheme="minorHAnsi" w:hAnsiTheme="minorHAnsi" w:cs="Calibri Light"/>
       <w:i/>
@@ -1636,7 +1530,7 @@
     <w:basedOn w:val="Emphasis"/>
     <w:uiPriority w:val="21"/>
     <w:qFormat/>
-    <w:rsid w:val="00314D10"/>
+    <w:rsid w:val="00E661CC"/>
     <w:rPr>
       <w:rFonts w:asciiTheme="minorHAnsi" w:hAnsiTheme="minorHAnsi" w:cstheme="minorHAnsi"/>
       <w:b/>
@@ -1651,7 +1545,7 @@
     <w:name w:val="Subtle Reference"/>
     <w:uiPriority w:val="31"/>
     <w:qFormat/>
-    <w:rsid w:val="00314D10"/>
+    <w:rsid w:val="00E661CC"/>
     <w:rPr>
       <w:caps/>
       <w:color w:val="7F7F7F" w:themeColor="text1" w:themeTint="80"/>
@@ -1664,7 +1558,7 @@
     <w:basedOn w:val="SubtleReference"/>
     <w:uiPriority w:val="32"/>
     <w:qFormat/>
-    <w:rsid w:val="00314D10"/>
+    <w:rsid w:val="00E661CC"/>
     <w:rPr>
       <w:b/>
       <w:bCs/>
@@ -1676,9 +1570,10 @@
   </w:style>
   <w:style w:type="character" w:styleId="BookTitle">
     <w:name w:val="Book Title"/>
+    <w:basedOn w:val="DefaultParagraphFont"/>
     <w:uiPriority w:val="33"/>
     <w:qFormat/>
-    <w:rsid w:val="00314D10"/>
+    <w:rsid w:val="00E661CC"/>
     <w:rPr>
       <w:b/>
       <w:bCs/>
